--- a/architecture/TargetArchitecture/3_DevOpsGovernanceFramework.docx
+++ b/architecture/TargetArchitecture/3_DevOpsGovernanceFramework.docx
@@ -1,6 +1,6 @@
 
 <file path=word/document.xml><?xml version="1.0" encoding="utf-8"?>
-<w:document xmlns:wpc="http://schemas.microsoft.com/office/word/2010/wordprocessingCanvas" xmlns:mo="http://schemas.microsoft.com/office/mac/office/2008/main" xmlns:mc="http://schemas.openxmlformats.org/markup-compatibility/2006" xmlns:mv="urn:schemas-microsoft-com:mac:vml" xmlns:o="urn:schemas-microsoft-com:office:office" xmlns:r="http://schemas.openxmlformats.org/officeDocument/2006/relationships" xmlns:m="http://schemas.openxmlformats.org/officeDocument/2006/math" xmlns:v="urn:schemas-microsoft-com:vml" xmlns:wp14="http://schemas.microsoft.com/office/word/2010/wordprocessingDrawing" xmlns:wp="http://schemas.openxmlformats.org/drawingml/2006/wordprocessingDrawing" xmlns:w10="urn:schemas-microsoft-com:office:word" xmlns:w="http://schemas.openxmlformats.org/wordprocessingml/2006/main" xmlns:w14="http://schemas.microsoft.com/office/word/2010/wordml" xmlns:wpg="http://schemas.microsoft.com/office/word/2010/wordprocessingGroup" xmlns:wpi="http://schemas.microsoft.com/office/word/2010/wordprocessingInk" xmlns:wne="http://schemas.microsoft.com/office/word/2006/wordml" xmlns:wps="http://schemas.microsoft.com/office/word/2010/wordprocessingShape" mc:Ignorable="w14 wp14">
+<w:document xmlns:a="http://schemas.openxmlformats.org/drawingml/2006/main" xmlns:mc="http://schemas.openxmlformats.org/markup-compatibility/2006" xmlns:pic="http://schemas.openxmlformats.org/drawingml/2006/picture" xmlns:r="http://schemas.openxmlformats.org/officeDocument/2006/relationships" xmlns:w="http://schemas.openxmlformats.org/wordprocessingml/2006/main" xmlns:wp="http://schemas.openxmlformats.org/drawingml/2006/wordprocessingDrawing" mc:Ignorable="w14 wp14">
   <w:body>
     <w:p>
       <w:r>
@@ -714,6 +714,9 @@
                 <w:sz w:val="22"/>
               </w:rPr>
               <w:t>What a capability does and how display is authored. Their step 2 writes the composition record; this framework's step 1 writes the deployment record. A product capability needs a place to run and a thing to run there: two records, two gates.</w:t>
+            </w:r>
+            <w:r>
+              <w:t xml:space="preserve"> The composition record carries the tool registry — subscriptions, may_call and the route class; this framework’s deployment record carries none of those.</w:t>
             </w:r>
           </w:p>
         </w:tc>
@@ -2479,16 +2482,7 @@
           </w:tcPr>
           <w:p>
             <w:r>
-              <w:rPr>
-                <w:sz w:val="22"/>
-              </w:rPr>
-            </w:r>
-            <w:r>
-              <w:rPr>
-                <w:b/>
-                <w:sz w:val="22"/>
-              </w:rPr>
-              <w:t>nothing — the record has no route class</w:t>
+              <w:t xml:space="preserve">routes[] in the composition registry — each route’s call type and proof</w:t>
             </w:r>
           </w:p>
         </w:tc>
@@ -2498,15 +2492,7 @@
           </w:tcPr>
           <w:p>
             <w:r>
-              <w:rPr>
-                <w:sz w:val="22"/>
-              </w:rPr>
-            </w:r>
-            <w:r>
-              <w:rPr>
-                <w:sz w:val="22"/>
-              </w:rPr>
-              <w:t>enumerate the target's routes</w:t>
+              <w:t xml:space="preserve">enumerate the target’s routes; diff against the composition registry</w:t>
             </w:r>
           </w:p>
         </w:tc>
@@ -2516,16 +2502,7 @@
           </w:tcPr>
           <w:p>
             <w:r>
-              <w:rPr>
-                <w:sz w:val="22"/>
-              </w:rPr>
-            </w:r>
-            <w:r>
-              <w:rPr>
-                <w:b/>
-                <w:sz w:val="22"/>
-              </w:rPr>
-              <w:t>cannot exist</w:t>
+              <w:t xml:space="preserve">no — specifiable against the registry, unbuilt</w:t>
             </w:r>
           </w:p>
         </w:tc>
@@ -2659,13 +2636,7 @@
     </w:p>
     <w:p>
       <w:r>
-        <w:rPr>
-          <w:b/>
-        </w:rPr>
-        <w:t>The last row is a fourth and worse case: it fails before the reading.</w:t>
-      </w:r>
-      <w:r>
-        <w:t xml:space="preserve"> No independent reading of a target's routes can be written, because the record has no place to declare one. §2.4.5.</w:t>
+        <w:t xml:space="preserve">The last row is not the fourth-and-worse case it might look: its declaration is not missing but lives in the composition registry (§2.4.5), so an independent reading of a target’s routes can be written and simply has not been. It fails at the reading, like the other unfilled rows, not before it.</w:t>
       </w:r>
     </w:p>
     <w:p>
@@ -3554,7 +3525,7 @@
       </w:pPr>
       <w:r>
         <w:drawing>
-          <wp:inline xmlns:a="http://schemas.openxmlformats.org/drawingml/2006/main" xmlns:pic="http://schemas.openxmlformats.org/drawingml/2006/picture">
+          <wp:inline>
             <wp:extent cx="4190586" cy="7680959"/>
             <wp:docPr id="1" name="Picture 1"/>
             <wp:cNvGraphicFramePr>
@@ -3982,7 +3953,7 @@
       </w:pPr>
       <w:r>
         <w:drawing>
-          <wp:inline xmlns:a="http://schemas.openxmlformats.org/drawingml/2006/main" xmlns:pic="http://schemas.openxmlformats.org/drawingml/2006/picture">
+          <wp:inline>
             <wp:extent cx="2657492" cy="7680959"/>
             <wp:docPr id="2" name="Picture 2"/>
             <wp:cNvGraphicFramePr>
@@ -4176,11 +4147,14 @@
       </w:r>
     </w:p>
     <w:p>
-      <w:pPr>
-        <w:pStyle w:val="Heading3"/>
-      </w:pPr>
-      <w:r>
-        <w:t>2.4 The record — [R]</w:t>
+      <w:r>
+        <w:rPr>
+          <w:b/>
+        </w:rPr>
+        <w:t xml:space="preserve">One of those configuration collections is written by a second model, and §2.4.4's reconciler does not govern it — the composition registry (Artifact 5).</w:t>
+      </w:r>
+      <w:r>
+        <w:t xml:space="preserve"> The reconciler deletes what is stored and not declared; applied here it would destroy a history the target requires be kept, so the registry is append-only with a single mutable flag. [I] It is generated at build from source, so it cannot name a tool, page or route the build does not carry; the deploy appends the new instance and retires the predecessor's live flag — the only field ever mutated on an existing document — leaving one live instance per environment and the whole history intact. Its all-or-nothing property is one transaction that validates, inserts and retires together, not the stage-and-swap of property 3. It is single-writer on property 2's principle — the deploying identity writes and every runtime identity reads — enforced five ways: a unique partial index that refuses a second live instance per environment, a schema validator on the collection, one canonical library function that performs the whole write, a pre-commit scan refusing any other writer, and the audit asserting the history invariant.</w:t>
       </w:r>
     </w:p>
     <w:p>
@@ -4188,6 +4162,14 @@
         <w:pStyle w:val="Heading3"/>
       </w:pPr>
       <w:r>
+        <w:t>2.4 The record — [R]</w:t>
+      </w:r>
+    </w:p>
+    <w:p>
+      <w:pPr>
+        <w:pStyle w:val="Heading3"/>
+      </w:pPr>
+      <w:r>
         <w:t>2.4.1 What it is for</w:t>
       </w:r>
     </w:p>
@@ -4670,11 +4652,22 @@
       </w:r>
     </w:p>
     <w:p>
+      <w:r>
+        <w:rPr>
+          <w:b/>
+        </w:rPr>
+        <w:t xml:space="preserve">One collection is deliberately outside this reconciler.</w:t>
+      </w:r>
+      <w:r>
+        <w:t xml:space="preserve"> The composition registry's retained history is exactly what the reconcile-and-delete rule would destroy, so it is governed by §2.3.6's append-and-retire model instead: the undeclared is not dropped there, because nothing in it is meant to be reconciled away. §2.4.5's route class lives in it.</w:t>
+      </w:r>
+    </w:p>
+    <w:p>
       <w:pPr>
         <w:pStyle w:val="Heading3"/>
       </w:pPr>
       <w:r>
-        <w:t>2.4.5 Routes are a declared class, and the record has no place for them — [R]</w:t>
+        <w:t xml:space="preserve">2.4.5 Routes are a declared class — in the composition registry, not the deployment record — [R]</w:t>
       </w:r>
     </w:p>
     <w:p>
@@ -4693,28 +4686,10 @@
         <w:rPr>
           <w:b/>
         </w:rPr>
-        <w:t>The record declares files, packages, secrets, entitlements and triggers. It does not declare routes.</w:t>
-      </w:r>
-      <w:r>
-        <w:t xml:space="preserve"> So §2.4.4's bidirectional contract </w:t>
-      </w:r>
-      <w:r>
-        <w:rPr>
-          <w:b/>
-        </w:rPr>
-        <w:t>cannot be applied to routes at all.</w:t>
-      </w:r>
-      <w:r>
-        <w:t xml:space="preserve"> Not </w:t>
-      </w:r>
-      <w:r>
-        <w:rPr>
-          <w:i/>
-        </w:rPr>
-        <w:t>is not applied</w:t>
-      </w:r>
-      <w:r>
-        <w:t xml:space="preserve"> — cannot be. There is no declaration for a reading to be compared against, which is why §2.2's last row fails at the declaration stage rather than the reading stage.</w:t>
+        <w:t xml:space="preserve">The deployment record declares files, packages, secrets, entitlements and triggers.</w:t>
+      </w:r>
+      <w:r>
+        <w:t xml:space="preserve"> Routes are not a sixth class of it — they are declared in the composition registry, which carries routes[] with the call type, the proof method and the timeout facts of every surface (Artifact 5). The same registry carries the pages the application constructs and reconciles — each a first-class entry naming its member tools, the subset required to render it, and a completeness budget — so the composition record the build generates and the deploy appends holds three declared classes: tools, pages and routes; governance here reaches the write of all three, their meaning staying the Live Application Architecture's. So the declaration §2.4.4's bidirectional contract needs is not absent; it is in the other record. What is unbuilt is the reverse-direction reading that asks a running target for its route set and diffs it against that declaration — which is why §2.2's last row fails at the reading stage, not the declaration stage.</w:t>
       </w:r>
     </w:p>
     <w:p>
@@ -4722,19 +4697,19 @@
         <w:rPr>
           <w:b/>
         </w:rPr>
-        <w:t>The one-entrance requirement admits no exemption.</w:t>
-      </w:r>
-      <w:r>
-        <w:t xml:space="preserve"> Traffic the firm originates POSTs to the gate; traffic it does not originate arrives at a URI the gate owns, with the gate collecting the request facts and dispatching and the method being whatever the sender sends; every other URL returns 404 but the bare domains. </w:t>
+        <w:t xml:space="preserve">The one-entrance requirement admits no exemption.</w:t>
+      </w:r>
+      <w:r>
+        <w:t xml:space="preserve"> Inbound traffic is not two kinds but the registry's five call types; four of them — all but tool_to_tool, which relays proxy-to-proxy — either enter at the gate or complete there, and each carries its own declared proof. The gate collects the request facts and hands them to the navigator, which dispatches; every other URL returns 404 but the bare domains. </w:t>
       </w:r>
       <w:r>
         <w:rPr>
           <w:b/>
         </w:rPr>
-        <w:t>Nothing at a target is permanently exempt from the one surface that observes inbound traffic</w:t>
-      </w:r>
-      <w:r>
-        <w:t>, which is §2.4.4's rule reaching routes.</w:t>
+        <w:t xml:space="preserve">Nothing at a target is permanently exempt from the one surface that observes inbound traffic</w:t>
+      </w:r>
+      <w:r>
+        <w:t xml:space="preserve">, which is §2.4.4's rule reaching routes.</w:t>
       </w:r>
     </w:p>
     <w:p>
@@ -4742,10 +4717,10 @@
         <w:rPr>
           <w:b/>
         </w:rPr>
-        <w:t>So what is left is one class the record cannot express and a finite set of routes that do not yet comply.</w:t>
-      </w:r>
-      <w:r>
-        <w:t xml:space="preserve"> A missing declaration class is architectural work.</w:t>
+        <w:t xml:space="preserve">So what is left is not a class the record cannot express.</w:t>
+      </w:r>
+      <w:r>
+        <w:t xml:space="preserve"> The route class is specified — in the composition registry, with each route's call type, proof method and timeout facts (Artifact 5). What is left is a finite set of routes that do not yet comply, and a reverse-direction reading over the declared set that is not yet built.</w:t>
       </w:r>
     </w:p>
     <w:p>
@@ -4753,19 +4728,10 @@
         <w:rPr>
           <w:b/>
         </w:rPr>
-        <w:t>Adding routes to the record does not by itself give the class a reading, and the reading is the hard part:</w:t>
-      </w:r>
-      <w:r>
-        <w:t xml:space="preserve"> a target's true route set is known to the framework serving it, so enumerating it means </w:t>
-      </w:r>
-      <w:r>
-        <w:rPr>
-          <w:b/>
-        </w:rPr>
-        <w:t>asking the running target rather than reading the build.</w:t>
-      </w:r>
-      <w:r>
-        <w:t xml:space="preserve"> That is the same shape as every unfilled row in §2.2 and it has the same template — §2.4.4's four properties transfer directly: compare rather than assert; name nothing, so a new route is a record edit; the undeclared belongs to nobody; and read the writer from the record.</w:t>
+        <w:t xml:space="preserve">The declared class does not by itself give the class a reading, and the reading is the hard part:</w:t>
+      </w:r>
+      <w:r>
+        <w:t xml:space="preserve"> a target's true route set is known to the framework serving it, so enumerating it means asking the running target rather than reading the build. That is the same shape as every unfilled row in §2.2 and it has the same template — §2.4.4's four properties transfer directly: compare rather than assert; name nothing, so a new route is a record edit; the undeclared belongs to nobody; and read the writer from the record.</w:t>
       </w:r>
     </w:p>
     <w:p>
@@ -9834,15 +9800,7 @@
           </w:tcPr>
           <w:p>
             <w:r>
-              <w:rPr>
-                <w:sz w:val="22"/>
-              </w:rPr>
-            </w:r>
-            <w:r>
-              <w:rPr>
-                <w:sz w:val="22"/>
-              </w:rPr>
-              <w:t>Ask the running target for its route set; diff against the record's declaration for that target; a non-empty diff in either direction fails.</w:t>
+              <w:t xml:space="preserve">Ask the running target for its route set; diff against the composition registry’s route declaration for that target; a non-empty diff in either direction fails.</w:t>
             </w:r>
           </w:p>
         </w:tc>
@@ -9852,22 +9810,7 @@
           </w:tcPr>
           <w:p>
             <w:r>
-              <w:rPr>
-                <w:sz w:val="22"/>
-              </w:rPr>
-            </w:r>
-            <w:r>
-              <w:rPr>
-                <w:b/>
-                <w:sz w:val="22"/>
-              </w:rPr>
-              <w:t>impossible as stated</w:t>
-            </w:r>
-            <w:r>
-              <w:rPr>
-                <w:sz w:val="22"/>
-              </w:rPr>
-              <w:t xml:space="preserve"> — the record has no route class, so there is nothing to diff against. §2.4.5, NC-24</w:t>
+              <w:t xml:space="preserve">absent — the reading is specifiable against the composition registry’s route set but unbuilt. §2.4.5, NC-24</w:t>
             </w:r>
           </w:p>
         </w:tc>
@@ -13158,6 +13101,16 @@
           </w:tcPr>
           <w:p>
             <w:r>
+              <w:t xml:space="preserve">The deployment record has no route class, and it should not — routes are declared in the composition registry (Artifact 5), which carries routes[] with each route’s call type, proof and timeout facts. What is absent is the reverse-direction reading over that declaration: no gate asks a running target for its route set and diffs it against the registry, so the non-compliant routes the parent architecture now identifies cannot be detected by any gate — only by a person reading route decorators. Separately, the routes themselves do not comply: traffic arrives outside the gate today.</w:t>
+            </w:r>
+          </w:p>
+        </w:tc>
+        <w:tc>
+          <w:tcPr>
+            <w:tcW w:type="dxa" w:w="1728"/>
+          </w:tcPr>
+          <w:p>
+            <w:r>
               <w:rPr>
                 <w:sz w:val="22"/>
               </w:rPr>
@@ -13167,13 +13120,13 @@
                 <w:b/>
                 <w:sz w:val="22"/>
               </w:rPr>
-              <w:t>The record has no route class.</w:t>
-            </w:r>
-            <w:r>
-              <w:rPr>
-                <w:sz w:val="22"/>
-              </w:rPr>
-              <w:t xml:space="preserve"> Files, packages, secrets, entitlements and triggers are declarable; routes are not. So no reverse-direction check on routes can be written, and the non-compliant routes the parent architecture now identifies cannot be detected by any gate — only by a person reading route decorators. Separately, the routes themselves do not comply: traffic arrives outside the gate today.</w:t>
+              <w:t>data</w:t>
+            </w:r>
+            <w:r>
+              <w:rPr>
+                <w:sz w:val="22"/>
+              </w:rPr>
+              <w:t xml:space="preserve"> (the record's schema and contents)</w:t>
             </w:r>
           </w:p>
         </w:tc>
@@ -13183,79 +13136,7 @@
           </w:tcPr>
           <w:p>
             <w:r>
-              <w:rPr>
-                <w:sz w:val="22"/>
-              </w:rPr>
-            </w:r>
-            <w:r>
-              <w:rPr>
-                <w:b/>
-                <w:sz w:val="22"/>
-              </w:rPr>
-              <w:t>data</w:t>
-            </w:r>
-            <w:r>
-              <w:rPr>
-                <w:sz w:val="22"/>
-              </w:rPr>
-              <w:t xml:space="preserve"> (the record's schema and contents)</w:t>
-            </w:r>
-          </w:p>
-        </w:tc>
-        <w:tc>
-          <w:tcPr>
-            <w:tcW w:type="dxa" w:w="1728"/>
-          </w:tcPr>
-          <w:p>
-            <w:r>
-              <w:rPr>
-                <w:sz w:val="22"/>
-              </w:rPr>
-            </w:r>
-            <w:r>
-              <w:rPr>
-                <w:sz w:val="22"/>
-              </w:rPr>
-              <w:t xml:space="preserve">Two pieces, and they are separable. </w:t>
-            </w:r>
-            <w:r>
-              <w:rPr>
-                <w:b/>
-                <w:sz w:val="22"/>
-              </w:rPr>
-              <w:t>(a)</w:t>
-            </w:r>
-            <w:r>
-              <w:rPr>
-                <w:sz w:val="22"/>
-              </w:rPr>
-              <w:t xml:space="preserve"> Add a route class to the record and a conformance check comparing it against what the running target answers on — §2.4.4's template applies unchanged. </w:t>
-            </w:r>
-            <w:r>
-              <w:rPr>
-                <w:b/>
-                <w:sz w:val="22"/>
-              </w:rPr>
-              <w:t>(b)</w:t>
-            </w:r>
-            <w:r>
-              <w:rPr>
-                <w:sz w:val="22"/>
-              </w:rPr>
-              <w:t xml:space="preserve"> Route the non-compliant paths through the gate. The migration plan's Phase 3 splits FindCare's routes by capability and Phase 4 removes the router's inline work; </w:t>
-            </w:r>
-            <w:r>
-              <w:rPr>
-                <w:b/>
-                <w:sz w:val="22"/>
-              </w:rPr>
-              <w:t>neither phase currently carries the gate-routing of the session-issuance, OAuth-callback and liveness paths, which are SharedServices routes.</w:t>
-            </w:r>
-            <w:r>
-              <w:rPr>
-                <w:sz w:val="22"/>
-              </w:rPr>
-              <w:t xml:space="preserve"> That work needs a phase of its own.</w:t>
+              <w:t xml:space="preserve">Two pieces, and they are separable. (a) Build the reverse-direction reading over the composition registry’s route set — a conformance check comparing the declared routes against what the running target answers on; §2.4.4’s template applies unchanged, and the declaration it needs already exists. (b) Route the non-compliant paths through the gate. The migration plan’s Phase 3 splits FindCare’s routes by capability and Phase 4 removes the router’s inline work; neither phase currently carries the gate-routing of the session-issuance, OAuth-callback and liveness paths, which are SharedServices routes. That work needs a phase of its own.</w:t>
             </w:r>
           </w:p>
         </w:tc>
@@ -13995,7 +13876,7 @@
       </w:pPr>
       <w:r>
         <w:drawing>
-          <wp:inline xmlns:a="http://schemas.openxmlformats.org/drawingml/2006/main" xmlns:pic="http://schemas.openxmlformats.org/drawingml/2006/picture">
+          <wp:inline>
             <wp:extent cx="5715000" cy="5544301"/>
             <wp:docPr id="3" name="Picture 3"/>
             <wp:cNvGraphicFramePr>
@@ -14047,7 +13928,7 @@
       </w:pPr>
       <w:r>
         <w:drawing>
-          <wp:inline xmlns:a="http://schemas.openxmlformats.org/drawingml/2006/main" xmlns:pic="http://schemas.openxmlformats.org/drawingml/2006/picture">
+          <wp:inline>
             <wp:extent cx="4066085" cy="7680959"/>
             <wp:docPr id="4" name="Picture 4"/>
             <wp:cNvGraphicFramePr>
@@ -14581,6 +14462,9 @@
       </w:r>
       <w:r>
         <w:t xml:space="preserve"> here, never a capability.</w:t>
+      </w:r>
+      <w:r>
+        <w:t xml:space="preserve"> Subscriptions, may_call, the page class and the route class are your composition record’s; the build generates that record and the deploy appends it, so its write is governed here even though its contents are yours.</w:t>
       </w:r>
     </w:p>
     <w:sectPr>

--- a/architecture/TargetArchitecture/3_DevOpsGovernanceFramework.docx
+++ b/architecture/TargetArchitecture/3_DevOpsGovernanceFramework.docx
@@ -2984,7 +2984,58 @@
         </w:tc>
       </w:tr>
     </w:tbl>
-    <w:p/>
+    <w:p>
+      <w:pPr>
+        <w:jc w:val="center"/>
+      </w:pPr>
+      <w:r>
+        <w:drawing>
+          <wp:inline>
+            <wp:extent cx="5486400" cy="1355954"/>
+            <wp:docPr id="5" name="Picture 5"/>
+            <wp:cNvGraphicFramePr>
+              <a:graphicFrameLocks noChangeAspect="1"/>
+            </wp:cNvGraphicFramePr>
+            <a:graphic>
+              <a:graphicData uri="http://schemas.openxmlformats.org/drawingml/2006/picture">
+                <pic:pic>
+                  <pic:nvPicPr>
+                    <pic:cNvPr id="0" name="dev_four_acts.png"/>
+                    <pic:cNvPicPr/>
+                  </pic:nvPicPr>
+                  <pic:blipFill>
+                    <a:blip r:embed="rId14"/>
+                    <a:stretch>
+                      <a:fillRect/>
+                    </a:stretch>
+                  </pic:blipFill>
+                  <pic:spPr>
+                    <a:xfrm>
+                      <a:off x="0" y="0"/>
+                      <a:ext cx="5486400" cy="1355954"/>
+                    </a:xfrm>
+                    <a:prstGeom prst="rect"/>
+                  </pic:spPr>
+                </pic:pic>
+              </a:graphicData>
+            </a:graphic>
+          </wp:inline>
+        </w:drawing>
+      </w:r>
+    </w:p>
+    <w:p>
+      <w:pPr>
+        <w:jc w:val="center"/>
+      </w:pPr>
+      <w:r>
+        <w:rPr>
+          <w:i/>
+          <w:color w:val="6B7280"/>
+          <w:sz w:val="17"/>
+        </w:rPr>
+        <w:t>The four acts, the four kinds of state each changes, and one arrow each. The absent arrows are the subject: no act reaches a running target from source. Data reaches a served store only through a separate governed act — a data migration (Data Architecture), not this chain — and every other path to a remote system is outside the model (BUG-008; §2.4.4). Each act's authorisation is a value the workstation itself supplies (§2.6.3).</w:t>
+      </w:r>
+    </w:p>
     <w:p>
       <w:r>
         <w:rPr>
@@ -4114,7 +4165,7 @@
         <w:t>"a package MUST be installed in its entirety or not installed"</w:t>
       </w:r>
       <w:r>
-        <w:t xml:space="preserve"> — and nothing states the analogue for documents. The available shape is the one the Data Pipeline Framework states for released data: stage into a temporary destination and swap on completion. §6.</w:t>
+        <w:t xml:space="preserve"> — and nothing states the analogue for documents. The available shape is the one the Data Pipeline Framework states for released data: stage into a temporary destination and swap on completion.</w:t>
       </w:r>
     </w:p>
     <w:p>
@@ -4648,7 +4699,7 @@
         <w:t>a thing on the host the record does not declare fails the deploy as hard as a declared thing the host does not hold.</w:t>
       </w:r>
       <w:r>
-        <w:t xml:space="preserve"> REQ-B-014 states it for secrets and REQ-B-013 for target creation. The file leg has no requirement and this document authors none. §6.</w:t>
+        <w:t xml:space="preserve"> REQ-B-014 states it for secrets and REQ-B-013 for target creation. The file leg has no requirement and this document authors none.</w:t>
       </w:r>
     </w:p>
     <w:p>
@@ -6369,7 +6420,7 @@
         <w:t>The process being gated has, by construction, every capability the human's browser has.</w:t>
       </w:r>
       <w:r>
-        <w:t xml:space="preserve"> The target is a channel the workstation cannot originate. §6.</w:t>
+        <w:t xml:space="preserve"> The target is a channel the workstation cannot originate.</w:t>
       </w:r>
     </w:p>
     <w:p>
@@ -10379,7 +10430,6 @@
               <w:rPr>
                 <w:sz w:val="22"/>
               </w:rPr>
-              <w:t xml:space="preserve"> §6</w:t>
             </w:r>
           </w:p>
         </w:tc>
@@ -10593,7 +10643,7 @@
               <w:rPr>
                 <w:sz w:val="22"/>
               </w:rPr>
-              <w:t>A channel the workstation cannot originate. No same-machine hardening closes it. §6</w:t>
+              <w:t>A channel the workstation cannot originate. No same-machine hardening closes it.</w:t>
             </w:r>
           </w:p>
         </w:tc>
@@ -10726,7 +10776,7 @@
               <w:rPr>
                 <w:sz w:val="22"/>
               </w:rPr>
-              <w:t>. §6</w:t>
+              <w:t>.</w:t>
             </w:r>
           </w:p>
         </w:tc>
@@ -13269,509 +13319,6 @@
         <w:pStyle w:val="Heading2"/>
       </w:pPr>
       <w:r>
-        <w:t>6. Open questions — operator only</w:t>
-      </w:r>
-    </w:p>
-    <w:p>
-      <w:r>
-        <w:t xml:space="preserve">Five. Each needs an operator to author, amend, withdraw or apply; </w:t>
-      </w:r>
-      <w:r>
-        <w:rPr>
-          <w:b/>
-        </w:rPr>
-        <w:t>this document authors nothing.</w:t>
-      </w:r>
-      <w:r>
-        <w:t xml:space="preserve"> Two must be decided before the rest matter.</w:t>
-      </w:r>
-    </w:p>
-    <w:p>
-      <w:r>
-        <w:rPr>
-          <w:b/>
-        </w:rPr>
-        <w:t>Q1 — Narrow the agent's platform grant.</w:t>
-      </w:r>
-      <w:r>
-        <w:t xml:space="preserve"> </w:t>
-      </w:r>
-      <w:r>
-        <w:rPr>
-          <w:i/>
-        </w:rPr>
-        <w:t>Decide first.</w:t>
-      </w:r>
-      <w:r>
-        <w:t xml:space="preserve"> The constraint is designed, applied and intact; it is defeated by the role it guards granting everything, and by unconditioned assignments standing beside it. Three acts, none of which is designing anything: restore the withheld actions on the definition, remove the unconditioned subscription-scope assignment, remove the tenant-root assignment. </w:t>
-      </w:r>
-      <w:r>
-        <w:rPr>
-          <w:b/>
-        </w:rPr>
-        <w:t>The real question is which of the three, in what order, and whether the agent can still do its work afterwards</w:t>
-      </w:r>
-      <w:r>
-        <w:t xml:space="preserve"> — a judgement about what the agent is for, which only the operator can make. Every control in §2.5 and §2.6 is downstream of it.</w:t>
-      </w:r>
-    </w:p>
-    <w:p>
-      <w:r>
-        <w:rPr>
-          <w:b/>
-        </w:rPr>
-        <w:t>Q2 — What channel carries an authorisation the workstation cannot originate?</w:t>
-      </w:r>
-      <w:r>
-        <w:t xml:space="preserve"> §2.6.3. One function stands behind commit, promote, deploy and data migration, so one decision fixes all four.</w:t>
-      </w:r>
-    </w:p>
-    <w:tbl>
-      <w:tblPr>
-        <w:tblStyle w:val="TableGrid"/>
-        <w:tblW w:type="auto" w:w="0"/>
-        <w:tblLook w:firstColumn="1" w:firstRow="1" w:lastColumn="0" w:lastRow="0" w:noHBand="0" w:noVBand="1" w:val="04A0"/>
-      </w:tblPr>
-      <w:tblGrid>
-        <w:gridCol w:w="2880"/>
-        <w:gridCol w:w="2880"/>
-        <w:gridCol w:w="2880"/>
-      </w:tblGrid>
-      <w:tr>
-        <w:tc>
-          <w:tcPr>
-            <w:tcW w:type="dxa" w:w="2880"/>
-          </w:tcPr>
-          <w:p>
-            <w:r>
-              <w:rPr>
-                <w:b/>
-                <w:sz w:val="22"/>
-              </w:rPr>
-            </w:r>
-            <w:r>
-              <w:rPr>
-                <w:b/>
-                <w:sz w:val="22"/>
-              </w:rPr>
-              <w:t>option</w:t>
-            </w:r>
-          </w:p>
-        </w:tc>
-        <w:tc>
-          <w:tcPr>
-            <w:tcW w:type="dxa" w:w="2880"/>
-          </w:tcPr>
-          <w:p>
-            <w:r>
-              <w:rPr>
-                <w:b/>
-                <w:sz w:val="22"/>
-              </w:rPr>
-            </w:r>
-            <w:r>
-              <w:rPr>
-                <w:b/>
-                <w:sz w:val="22"/>
-              </w:rPr>
-              <w:t>what makes it evidence</w:t>
-            </w:r>
-          </w:p>
-        </w:tc>
-        <w:tc>
-          <w:tcPr>
-            <w:tcW w:type="dxa" w:w="2880"/>
-          </w:tcPr>
-          <w:p>
-            <w:r>
-              <w:rPr>
-                <w:b/>
-                <w:sz w:val="22"/>
-              </w:rPr>
-            </w:r>
-            <w:r>
-              <w:rPr>
-                <w:b/>
-                <w:sz w:val="22"/>
-              </w:rPr>
-              <w:t>cost</w:t>
-            </w:r>
-          </w:p>
-        </w:tc>
-      </w:tr>
-      <w:tr>
-        <w:tc>
-          <w:tcPr>
-            <w:tcW w:type="dxa" w:w="2880"/>
-          </w:tcPr>
-          <w:p>
-            <w:r>
-              <w:rPr>
-                <w:sz w:val="22"/>
-              </w:rPr>
-            </w:r>
-            <w:r>
-              <w:rPr>
-                <w:sz w:val="22"/>
-              </w:rPr>
-              <w:t>second device, answer returned signed</w:t>
-            </w:r>
-          </w:p>
-        </w:tc>
-        <w:tc>
-          <w:tcPr>
-            <w:tcW w:type="dxa" w:w="2880"/>
-          </w:tcPr>
-          <w:p>
-            <w:r>
-              <w:rPr>
-                <w:sz w:val="22"/>
-              </w:rPr>
-            </w:r>
-            <w:r>
-              <w:rPr>
-                <w:sz w:val="22"/>
-              </w:rPr>
-              <w:t>the signing key is not on the workstation</w:t>
-            </w:r>
-          </w:p>
-        </w:tc>
-        <w:tc>
-          <w:tcPr>
-            <w:tcW w:type="dxa" w:w="2880"/>
-          </w:tcPr>
-          <w:p>
-            <w:r>
-              <w:rPr>
-                <w:sz w:val="22"/>
-              </w:rPr>
-            </w:r>
-            <w:r>
-              <w:rPr>
-                <w:sz w:val="22"/>
-              </w:rPr>
-              <w:t>a device to enrol and a key to manage</w:t>
-            </w:r>
-          </w:p>
-        </w:tc>
-      </w:tr>
-      <w:tr>
-        <w:tc>
-          <w:tcPr>
-            <w:tcW w:type="dxa" w:w="2880"/>
-          </w:tcPr>
-          <w:p>
-            <w:r>
-              <w:rPr>
-                <w:sz w:val="22"/>
-              </w:rPr>
-            </w:r>
-            <w:r>
-              <w:rPr>
-                <w:sz w:val="22"/>
-              </w:rPr>
-              <w:t>an external identity provider round-trip per act</w:t>
-            </w:r>
-          </w:p>
-        </w:tc>
-        <w:tc>
-          <w:tcPr>
-            <w:tcW w:type="dxa" w:w="2880"/>
-          </w:tcPr>
-          <w:p>
-            <w:r>
-              <w:rPr>
-                <w:sz w:val="22"/>
-              </w:rPr>
-            </w:r>
-            <w:r>
-              <w:rPr>
-                <w:sz w:val="22"/>
-              </w:rPr>
-              <w:t>signed by a party the workstation cannot impersonate</w:t>
-            </w:r>
-          </w:p>
-        </w:tc>
-        <w:tc>
-          <w:tcPr>
-            <w:tcW w:type="dxa" w:w="2880"/>
-          </w:tcPr>
-          <w:p>
-            <w:r>
-              <w:rPr>
-                <w:sz w:val="22"/>
-              </w:rPr>
-            </w:r>
-            <w:r>
-              <w:rPr>
-                <w:sz w:val="22"/>
-              </w:rPr>
-              <w:t>an integration, and latency per act</w:t>
-            </w:r>
-          </w:p>
-        </w:tc>
-      </w:tr>
-      <w:tr>
-        <w:tc>
-          <w:tcPr>
-            <w:tcW w:type="dxa" w:w="2880"/>
-          </w:tcPr>
-          <w:p>
-            <w:r>
-              <w:rPr>
-                <w:sz w:val="22"/>
-              </w:rPr>
-            </w:r>
-            <w:r>
-              <w:rPr>
-                <w:sz w:val="22"/>
-              </w:rPr>
-              <w:t>out-of-band link to an address the workstation cannot read</w:t>
-            </w:r>
-          </w:p>
-        </w:tc>
-        <w:tc>
-          <w:tcPr>
-            <w:tcW w:type="dxa" w:w="2880"/>
-          </w:tcPr>
-          <w:p>
-            <w:r>
-              <w:rPr>
-                <w:sz w:val="22"/>
-              </w:rPr>
-            </w:r>
-            <w:r>
-              <w:rPr>
-                <w:sz w:val="22"/>
-              </w:rPr>
-              <w:t>possession of the mailbox is the second factor</w:t>
-            </w:r>
-          </w:p>
-        </w:tc>
-        <w:tc>
-          <w:tcPr>
-            <w:tcW w:type="dxa" w:w="2880"/>
-          </w:tcPr>
-          <w:p>
-            <w:r>
-              <w:rPr>
-                <w:sz w:val="22"/>
-              </w:rPr>
-            </w:r>
-            <w:r>
-              <w:rPr>
-                <w:sz w:val="22"/>
-              </w:rPr>
-              <w:t>latency on every commit; the workstation may reach the mailbox</w:t>
-            </w:r>
-          </w:p>
-        </w:tc>
-      </w:tr>
-      <w:tr>
-        <w:tc>
-          <w:tcPr>
-            <w:tcW w:type="dxa" w:w="2880"/>
-          </w:tcPr>
-          <w:p>
-            <w:r>
-              <w:rPr>
-                <w:sz w:val="22"/>
-              </w:rPr>
-            </w:r>
-            <w:r>
-              <w:rPr>
-                <w:sz w:val="22"/>
-              </w:rPr>
-              <w:t>a signing identity held where the workstation cannot reach it</w:t>
-            </w:r>
-          </w:p>
-        </w:tc>
-        <w:tc>
-          <w:tcPr>
-            <w:tcW w:type="dxa" w:w="2880"/>
-          </w:tcPr>
-          <w:p>
-            <w:r>
-              <w:rPr>
-                <w:sz w:val="22"/>
-              </w:rPr>
-            </w:r>
-            <w:r>
-              <w:rPr>
-                <w:sz w:val="22"/>
-              </w:rPr>
-              <w:t>anything signed is provably not workstation-originated</w:t>
-            </w:r>
-          </w:p>
-        </w:tc>
-        <w:tc>
-          <w:tcPr>
-            <w:tcW w:type="dxa" w:w="2880"/>
-          </w:tcPr>
-          <w:p>
-            <w:r>
-              <w:rPr>
-                <w:sz w:val="22"/>
-              </w:rPr>
-            </w:r>
-            <w:r>
-              <w:rPr>
-                <w:sz w:val="22"/>
-              </w:rPr>
-              <w:t>the strongest and the most to build; also delivers commit non-repudiation</w:t>
-            </w:r>
-          </w:p>
-        </w:tc>
-      </w:tr>
-      <w:tr>
-        <w:tc>
-          <w:tcPr>
-            <w:tcW w:type="dxa" w:w="2880"/>
-          </w:tcPr>
-          <w:p>
-            <w:r>
-              <w:rPr>
-                <w:sz w:val="22"/>
-              </w:rPr>
-            </w:r>
-            <w:r>
-              <w:rPr>
-                <w:sz w:val="22"/>
-              </w:rPr>
-              <w:t>accept the convention, and stop calling it evidence</w:t>
-            </w:r>
-          </w:p>
-        </w:tc>
-        <w:tc>
-          <w:tcPr>
-            <w:tcW w:type="dxa" w:w="2880"/>
-          </w:tcPr>
-          <w:p>
-            <w:r>
-              <w:rPr>
-                <w:sz w:val="22"/>
-              </w:rPr>
-            </w:r>
-            <w:r>
-              <w:rPr>
-                <w:sz w:val="22"/>
-              </w:rPr>
-              <w:t>nothing</w:t>
-            </w:r>
-          </w:p>
-        </w:tc>
-        <w:tc>
-          <w:tcPr>
-            <w:tcW w:type="dxa" w:w="2880"/>
-          </w:tcPr>
-          <w:p>
-            <w:r>
-              <w:rPr>
-                <w:sz w:val="22"/>
-              </w:rPr>
-            </w:r>
-            <w:r>
-              <w:rPr>
-                <w:sz w:val="22"/>
-              </w:rPr>
-              <w:t>free; the claim to a buyer becomes narrower than it reads today</w:t>
-            </w:r>
-          </w:p>
-        </w:tc>
-      </w:tr>
-    </w:tbl>
-    <w:p/>
-    <w:p>
-      <w:r>
-        <w:rPr>
-          <w:b/>
-        </w:rPr>
-        <w:t>Not mutually exclusive, and the last is the default until one of the others is built.</w:t>
-      </w:r>
-      <w:r>
-        <w:t xml:space="preserve"> Recommendation: second, not first — a channel the workstation cannot originate is worth little while the identity can grant itself the ability to remove the gate.</w:t>
-      </w:r>
-    </w:p>
-    <w:p>
-      <w:r>
-        <w:rPr>
-          <w:b/>
-        </w:rPr>
-        <w:t>Q3 — The exact-truth contract for files, and the controls with no requirement behind them.</w:t>
-      </w:r>
-      <w:r>
-        <w:t xml:space="preserve"> A defect record's own next action calls for a requirement capturing the bidirectional contract for files per target — the analogue of two that already exist for environment variables and entitlements. It is unauthored, so NC-4's largest leg has nothing to close against. Folded in because it is the same shape: the commit story carries </w:t>
-      </w:r>
-      <w:r>
-        <w:rPr>
-          <w:b/>
-        </w:rPr>
-        <w:t>one</w:t>
-      </w:r>
-      <w:r>
-        <w:t xml:space="preserve"> requirement while the commit act carries nine enforcements, an approval, a digest-bound marker, a rollback, a circumvention record and a mail. §2.5.1 says a rule with no requirement is legitimate; the question is whether </w:t>
-      </w:r>
-      <w:r>
-        <w:rPr>
-          <w:b/>
-        </w:rPr>
-        <w:t>these</w:t>
-      </w:r>
-      <w:r>
-        <w:t xml:space="preserve"> ones, being the strongest controls in the system, should be requirements.</w:t>
-      </w:r>
-    </w:p>
-    <w:p>
-      <w:r>
-        <w:rPr>
-          <w:b/>
-        </w:rPr>
-        <w:t>Q4 — What may an agent do to a remote system with no human present?</w:t>
-      </w:r>
-      <w:r>
-        <w:t xml:space="preserve"> The rule that would gate tool use names a story as its sole statement of requirement, and all twelve of that story's requirements concern denying paths under a legacy directory. </w:t>
-      </w:r>
-      <w:r>
-        <w:rPr>
-          <w:b/>
-        </w:rPr>
-        <w:t>Nothing approved states what NC-1 describes.</w:t>
-      </w:r>
-      <w:r>
-        <w:t xml:space="preserve"> §2.6.5 proposes a shape — </w:t>
-      </w:r>
-      <w:r>
-        <w:rPr>
-          <w:i/>
-        </w:rPr>
-        <w:t>a command that mutates remote state and is not one of the four acts is refused</w:t>
-      </w:r>
-      <w:r>
-        <w:t xml:space="preserve"> — and does not adopt it. </w:t>
-      </w:r>
-      <w:r>
-        <w:rPr>
-          <w:b/>
-        </w:rPr>
-        <w:t>Fifth in the §2.6.5 ordering, not first.</w:t>
-      </w:r>
-    </w:p>
-    <w:p>
-      <w:r>
-        <w:rPr>
-          <w:b/>
-        </w:rPr>
-        <w:t>Q5 — What makes a configuration-document write all-or-nothing?</w:t>
-      </w:r>
-      <w:r>
-        <w:t xml:space="preserve"> NC-11. A requirement states the property for the byte path; none states the analogue for documents written into a live collection. The available shape is stage-and-swap.</w:t>
-      </w:r>
-    </w:p>
-    <w:p>
-      <w:pPr>
-        <w:pStyle w:val="Heading2"/>
-      </w:pPr>
-      <w:r>
         <w:t>7. What transfers</w:t>
       </w:r>
     </w:p>
@@ -13868,448 +13415,6 @@
       </w:r>
       <w:r>
         <w:t xml:space="preserve"> — which is the only thing an architecture document can honestly offer a buyer.</w:t>
-      </w:r>
-    </w:p>
-    <w:p>
-      <w:pPr>
-        <w:jc w:val="center"/>
-      </w:pPr>
-      <w:r>
-        <w:drawing>
-          <wp:inline>
-            <wp:extent cx="5715000" cy="5544301"/>
-            <wp:docPr id="3" name="Picture 3"/>
-            <wp:cNvGraphicFramePr>
-              <a:graphicFrameLocks noChangeAspect="1"/>
-            </wp:cNvGraphicFramePr>
-            <a:graphic>
-              <a:graphicData uri="http://schemas.openxmlformats.org/drawingml/2006/picture">
-                <pic:pic>
-                  <pic:nvPicPr>
-                    <pic:cNvPr id="0" name="mig_phases.png"/>
-                    <pic:cNvPicPr/>
-                  </pic:nvPicPr>
-                  <pic:blipFill>
-                    <a:blip r:embed="rId11"/>
-                    <a:stretch>
-                      <a:fillRect/>
-                    </a:stretch>
-                  </pic:blipFill>
-                  <pic:spPr>
-                    <a:xfrm>
-                      <a:off x="0" y="0"/>
-                      <a:ext cx="5715000" cy="5544301"/>
-                    </a:xfrm>
-                    <a:prstGeom prst="rect"/>
-                  </pic:spPr>
-                </pic:pic>
-              </a:graphicData>
-            </a:graphic>
-          </wp:inline>
-        </w:drawing>
-      </w:r>
-    </w:p>
-    <w:p>
-      <w:pPr>
-        <w:jc w:val="center"/>
-      </w:pPr>
-      <w:r>
-        <w:rPr>
-          <w:i/>
-          <w:color w:val="6B7280"/>
-          <w:sz w:val="17"/>
-        </w:rPr>
-        <w:t>The phases a change passes through on its way to a running environment.</w:t>
-      </w:r>
-    </w:p>
-    <w:p>
-      <w:pPr>
-        <w:jc w:val="center"/>
-      </w:pPr>
-      <w:r>
-        <w:drawing>
-          <wp:inline>
-            <wp:extent cx="4066085" cy="7680959"/>
-            <wp:docPr id="4" name="Picture 4"/>
-            <wp:cNvGraphicFramePr>
-              <a:graphicFrameLocks noChangeAspect="1"/>
-            </wp:cNvGraphicFramePr>
-            <a:graphic>
-              <a:graphicData uri="http://schemas.openxmlformats.org/drawingml/2006/picture">
-                <pic:pic>
-                  <pic:nvPicPr>
-                    <pic:cNvPr id="0" name="mig_step.png"/>
-                    <pic:cNvPicPr/>
-                  </pic:nvPicPr>
-                  <pic:blipFill>
-                    <a:blip r:embed="rId12"/>
-                    <a:stretch>
-                      <a:fillRect/>
-                    </a:stretch>
-                  </pic:blipFill>
-                  <pic:spPr>
-                    <a:xfrm>
-                      <a:off x="0" y="0"/>
-                      <a:ext cx="4066085" cy="7680959"/>
-                    </a:xfrm>
-                    <a:prstGeom prst="rect"/>
-                  </pic:spPr>
-                </pic:pic>
-              </a:graphicData>
-            </a:graphic>
-          </wp:inline>
-        </w:drawing>
-      </w:r>
-    </w:p>
-    <w:p>
-      <w:pPr>
-        <w:jc w:val="center"/>
-      </w:pPr>
-      <w:r>
-        <w:rPr>
-          <w:i/>
-          <w:color w:val="6B7280"/>
-          <w:sz w:val="17"/>
-        </w:rPr>
-        <w:t>One phase in detail — what it reads, what it refuses, and what it hands to the next.</w:t>
-      </w:r>
-    </w:p>
-    <w:p>
-      <w:pPr>
-        <w:ind w:left="432"/>
-      </w:pPr>
-      <w:r>
-        <w:rPr>
-          <w:b/>
-          <w:i/>
-        </w:rPr>
-        <w:t>Note to the assembler on these two placements.</w:t>
-      </w:r>
-      <w:r>
-        <w:rPr>
-          <w:i/>
-        </w:rPr>
-        <w:t xml:space="preserve"> I have not seen</w:t>
-      </w:r>
-    </w:p>
-    <w:p>
-      <w:pPr>
-        <w:ind w:left="432"/>
-      </w:pPr>
-      <w:r>
-        <w:rPr>
-          <w:rFonts w:ascii="Consolas" w:hAnsi="Consolas"/>
-          <w:i/>
-          <w:sz w:val="17"/>
-        </w:rPr>
-        <w:t>mig_phases</w:t>
-      </w:r>
-      <w:r>
-        <w:rPr>
-          <w:i/>
-        </w:rPr>
-        <w:t xml:space="preserve"> or </w:t>
-      </w:r>
-      <w:r>
-        <w:rPr>
-          <w:rFonts w:ascii="Consolas" w:hAnsi="Consolas"/>
-          <w:i/>
-          <w:sz w:val="17"/>
-        </w:rPr>
-        <w:t>mig_step</w:t>
-      </w:r>
-      <w:r>
-        <w:rPr>
-          <w:i/>
-        </w:rPr>
-        <w:t xml:space="preserve">. Their names sit beside </w:t>
-      </w:r>
-      <w:r>
-        <w:rPr>
-          <w:rFonts w:ascii="Consolas" w:hAnsi="Consolas"/>
-          <w:i/>
-          <w:sz w:val="17"/>
-        </w:rPr>
-        <w:t>mig_before</w:t>
-      </w:r>
-      <w:r>
-        <w:rPr>
-          <w:i/>
-        </w:rPr>
-        <w:t xml:space="preserve">, </w:t>
-      </w:r>
-      <w:r>
-        <w:rPr>
-          <w:rFonts w:ascii="Consolas" w:hAnsi="Consolas"/>
-          <w:i/>
-          <w:sz w:val="17"/>
-        </w:rPr>
-        <w:t>mig_after</w:t>
-      </w:r>
-      <w:r>
-        <w:rPr>
-          <w:i/>
-        </w:rPr>
-        <w:t xml:space="preserve"> and</w:t>
-      </w:r>
-    </w:p>
-    <w:p>
-      <w:pPr>
-        <w:ind w:left="432"/>
-      </w:pPr>
-      <w:r>
-        <w:rPr>
-          <w:rFonts w:ascii="Consolas" w:hAnsi="Consolas"/>
-          <w:i/>
-          <w:sz w:val="17"/>
-        </w:rPr>
-        <w:t>mig_code_tree</w:t>
-      </w:r>
-      <w:r>
-        <w:rPr>
-          <w:i/>
-        </w:rPr>
-        <w:t xml:space="preserve"> in the available set, which suggests they may depict a data or</w:t>
-      </w:r>
-    </w:p>
-    <w:p>
-      <w:pPr>
-        <w:ind w:left="432"/>
-      </w:pPr>
-      <w:r>
-        <w:rPr>
-          <w:i/>
-        </w:rPr>
-        <w:t>code migration rather than the four acts. **The captions above are deliberately</w:t>
-      </w:r>
-    </w:p>
-    <w:p>
-      <w:pPr>
-        <w:ind w:left="432"/>
-      </w:pPr>
-      <w:r>
-        <w:rPr>
-          <w:i/>
-        </w:rPr>
-        <w:t>non-committal for that reason.** If they do depict the four acts and their</w:t>
-      </w:r>
-    </w:p>
-    <w:p>
-      <w:pPr>
-        <w:ind w:left="432"/>
-      </w:pPr>
-      <w:r>
-        <w:rPr>
-          <w:i/>
-        </w:rPr>
-        <w:t>authorisation points, the captions should be sharpened to say so. If they depict</w:t>
-      </w:r>
-    </w:p>
-    <w:p>
-      <w:pPr>
-        <w:ind w:left="432"/>
-      </w:pPr>
-      <w:r>
-        <w:rPr>
-          <w:i/>
-        </w:rPr>
-        <w:t>something else, these two placements should be dropped and I need one diagram</w:t>
-      </w:r>
-    </w:p>
-    <w:p>
-      <w:pPr>
-        <w:ind w:left="432"/>
-      </w:pPr>
-      <w:r>
-        <w:rPr>
-          <w:i/>
-        </w:rPr>
-        <w:t>instead: see below.</w:t>
-      </w:r>
-    </w:p>
-    <w:p>
-      <w:pPr>
-        <w:pStyle w:val="Heading3"/>
-      </w:pPr>
-      <w:r>
-        <w:t>[DIAGRAM NEEDED: acts_and_state]</w:t>
-      </w:r>
-    </w:p>
-    <w:p>
-      <w:r>
-        <w:t xml:space="preserve">Four act boxes across the top — </w:t>
-      </w:r>
-      <w:r>
-        <w:rPr>
-          <w:b/>
-        </w:rPr>
-        <w:t>commit</w:t>
-      </w:r>
-      <w:r>
-        <w:t xml:space="preserve">, </w:t>
-      </w:r>
-      <w:r>
-        <w:rPr>
-          <w:b/>
-        </w:rPr>
-        <w:t>promote</w:t>
-      </w:r>
-      <w:r>
-        <w:t xml:space="preserve">, </w:t>
-      </w:r>
-      <w:r>
-        <w:rPr>
-          <w:b/>
-        </w:rPr>
-        <w:t>build</w:t>
-      </w:r>
-      <w:r>
-        <w:t xml:space="preserve">, </w:t>
-      </w:r>
-      <w:r>
-        <w:rPr>
-          <w:b/>
-        </w:rPr>
-        <w:t>deploy</w:t>
-      </w:r>
-      <w:r>
-        <w:t xml:space="preserve"> — and four state cylinders across the bottom, one directly beneath each: </w:t>
-      </w:r>
-      <w:r>
-        <w:rPr>
-          <w:b/>
-        </w:rPr>
-        <w:t>repository</w:t>
-      </w:r>
-      <w:r>
-        <w:t xml:space="preserve">, </w:t>
-      </w:r>
-      <w:r>
-        <w:rPr>
-          <w:b/>
-        </w:rPr>
-        <w:t>position in the environment chain</w:t>
-      </w:r>
-      <w:r>
-        <w:t xml:space="preserve">, </w:t>
-      </w:r>
-      <w:r>
-        <w:rPr>
-          <w:b/>
-        </w:rPr>
-        <w:t>build output</w:t>
-      </w:r>
-      <w:r>
-        <w:t xml:space="preserve">, </w:t>
-      </w:r>
-      <w:r>
-        <w:rPr>
-          <w:b/>
-        </w:rPr>
-        <w:t>running targets</w:t>
-      </w:r>
-      <w:r>
-        <w:t xml:space="preserve">. Each act has exactly one solid arrow down to its own cylinder and </w:t>
-      </w:r>
-      <w:r>
-        <w:rPr>
-          <w:b/>
-        </w:rPr>
-        <w:t>no arrow to any other</w:t>
-      </w:r>
-      <w:r>
-        <w:t>; that absence is the diagram's subject and should be visually obvious rather than merely unlabelled.</w:t>
-      </w:r>
-    </w:p>
-    <w:p>
-      <w:r>
-        <w:t xml:space="preserve">Two dashed read-arrows run left to right beneath the row: repository → build, and build output → deploy. </w:t>
-      </w:r>
-      <w:r>
-        <w:rPr>
-          <w:b/>
-        </w:rPr>
-        <w:t>There is deliberately no dashed arrow from repository to deploy</w:t>
-      </w:r>
-      <w:r>
-        <w:t xml:space="preserve"> — that absence is the requirement that a deploy reads only build output.</w:t>
-      </w:r>
-    </w:p>
-    <w:p>
-      <w:r>
-        <w:t xml:space="preserve">A human icon sits above </w:t>
-      </w:r>
-      <w:r>
-        <w:rPr>
-          <w:b/>
-        </w:rPr>
-        <w:t>commit</w:t>
-      </w:r>
-      <w:r>
-        <w:t xml:space="preserve">, </w:t>
-      </w:r>
-      <w:r>
-        <w:rPr>
-          <w:b/>
-        </w:rPr>
-        <w:t>promote</w:t>
-      </w:r>
-      <w:r>
-        <w:t xml:space="preserve"> and </w:t>
-      </w:r>
-      <w:r>
-        <w:rPr>
-          <w:b/>
-        </w:rPr>
-        <w:t>deploy</w:t>
-      </w:r>
-      <w:r>
-        <w:t xml:space="preserve">, and none above </w:t>
-      </w:r>
-      <w:r>
-        <w:rPr>
-          <w:b/>
-        </w:rPr>
-        <w:t>build</w:t>
-      </w:r>
-      <w:r>
-        <w:t xml:space="preserve">. The icon on </w:t>
-      </w:r>
-      <w:r>
-        <w:rPr>
-          <w:b/>
-        </w:rPr>
-        <w:t>deploy</w:t>
-      </w:r>
-      <w:r>
-        <w:t xml:space="preserve"> carries a footnote: </w:t>
-      </w:r>
-      <w:r>
-        <w:rPr>
-          <w:i/>
-        </w:rPr>
-        <w:t>except the local environment</w:t>
-      </w:r>
-      <w:r>
-        <w:t xml:space="preserve">. The icon on </w:t>
-      </w:r>
-      <w:r>
-        <w:rPr>
-          <w:b/>
-        </w:rPr>
-        <w:t>promote</w:t>
-      </w:r>
-      <w:r>
-        <w:t xml:space="preserve"> carries a second mark meaning </w:t>
-      </w:r>
-      <w:r>
-        <w:rPr>
-          <w:i/>
-        </w:rPr>
-        <w:t>the agent may not start this one</w:t>
-      </w:r>
-      <w:r>
-        <w:t>, distinguishing initiation from approval.</w:t>
       </w:r>
     </w:p>
     <w:p>

--- a/architecture/TargetArchitecture/3_DevOpsGovernanceFramework.docx
+++ b/architecture/TargetArchitecture/3_DevOpsGovernanceFramework.docx
@@ -2991,7 +2991,7 @@
       <w:r>
         <w:drawing>
           <wp:inline>
-            <wp:extent cx="5486400" cy="1355954"/>
+            <wp:extent cx="5486400" cy="1600072"/>
             <wp:docPr id="5" name="Picture 5"/>
             <wp:cNvGraphicFramePr>
               <a:graphicFrameLocks noChangeAspect="1"/>
@@ -3012,7 +3012,7 @@
                   <pic:spPr>
                     <a:xfrm>
                       <a:off x="0" y="0"/>
-                      <a:ext cx="5486400" cy="1355954"/>
+                      <a:ext cx="5486400" cy="1600072"/>
                     </a:xfrm>
                     <a:prstGeom prst="rect"/>
                   </pic:spPr>
@@ -3033,7 +3033,7 @@
           <w:color w:val="6B7280"/>
           <w:sz w:val="17"/>
         </w:rPr>
-        <w:t>The four acts, the four kinds of state each changes, and one arrow each. The absent arrows are the subject: no act reaches a running target from source. Data reaches a served store only through a separate governed act — a data migration (Data Architecture), not this chain — and every other path to a remote system is outside the model (BUG-008; §2.4.4). Each act's authorisation is a value the workstation itself supplies (§2.6.3).</w:t>
+        <w:t>The four acts, the four kinds of state each changes, and one arrow each. The absent arrows are the subject: no act reaches a running target from source. Data reaches a served store only through a separate governed act — a data migration (Data Architecture), not this chain — and every other path to a remote system is outside the model (BUG-008; §2.4.4). Each act's authorisation is a value the workstation itself supplies (§2.6.3). Commit is all-or-nothing — one file failing one enforcement fails the entire commit.</w:t>
       </w:r>
     </w:p>
     <w:p>
@@ -3327,7 +3327,7 @@
         <w:rPr>
           <w:i/>
         </w:rPr>
-        <w:t>"No file reaches the repository without having been examined by the rule manager, and no file is exempt from examination except by an entry on a rule's exclusion list."</w:t>
+        <w:t>"No file reaches the repository without having been examined by the rule manager, and no file is exempt from examination except by an entry on a rule's exclusion list." The property is all-or-nothing: if one file fails one enforcement, the entire commit fails, so nothing partially scanned enters the repository.</w:t>
       </w:r>
     </w:p>
     <w:p>
@@ -4005,7 +4005,7 @@
       <w:r>
         <w:drawing>
           <wp:inline>
-            <wp:extent cx="2657492" cy="7680959"/>
+            <wp:extent cx="2308771" cy="7680959"/>
             <wp:docPr id="2" name="Picture 2"/>
             <wp:cNvGraphicFramePr>
               <a:graphicFrameLocks noChangeAspect="1"/>
@@ -4026,7 +4026,7 @@
                   <pic:spPr>
                     <a:xfrm>
                       <a:off x="0" y="0"/>
-                      <a:ext cx="2657492" cy="7680959"/>
+                      <a:ext cx="2308771" cy="7680959"/>
                     </a:xfrm>
                     <a:prstGeom prst="rect"/>
                   </pic:spPr>
@@ -4047,7 +4047,7 @@
           <w:color w:val="6B7280"/>
           <w:sz w:val="17"/>
         </w:rPr>
-        <w:t>Targets, their packages, and the environment bindings that select a host. What a target is composed of is declared once; the binding chooses where it runs and nothing else.</w:t>
+        <w:t>Targets, their packages, and the environment bindings that select a host. What a target is composed of is declared once; the binding chooses where it runs and nothing else. The diagram also floats a proposal that is under consideration and not adopted: grouping deployments into two resource groups — WorkManagement and AzureInfrastructure — and distinguishing logical deployments by package rather than by target. It is drawn to be discussed, not as current state; today a deploy installs per target, as §2.3.5 describes.</w:t>
       </w:r>
     </w:p>
     <w:p>
@@ -13570,6 +13570,403 @@
       </w:r>
       <w:r>
         <w:t xml:space="preserve"> Subscriptions, may_call, the page class and the route class are your composition record’s; the build generates that record and the deploy appends it, so its write is governed here even though its contents are yours.</w:t>
+      </w:r>
+    </w:p>
+    <w:p>
+      <w:pPr>
+        <w:pStyle w:val="Heading2"/>
+      </w:pPr>
+      <w:r>
+        <w:t>Appendix — Findings, Issues and Open Issues</w:t>
+      </w:r>
+    </w:p>
+    <w:p>
+      <w:r>
+        <w:t>This appendix consolidates every finding, issue and open issue this chapter raises — the §5 non-compliance register (NC-1–NC-24), the §4 conformance gaps (C1–C14), the §3 measurements, and the observations marked [I] and scattered through §2 — into one numbered list, plus what a code audit on 2026-09-18 surfaced. Each entry names its type. A finding is a fact about current state verified against the code or a record. An issue is a characterised limitation whose shape is understood and whose fix is not adopted. An open issue is an unresolved decision or a fix owned by another artifact, the operator, or a pending authorisation. Source citations point back into the chapter so nothing here is lost or duplicated; where an NC row, a conformance row and an [I] observation describe one thing, they are folded into a single entry that cites all three.</w:t>
+      </w:r>
+    </w:p>
+    <w:p>
+      <w:pPr>
+        <w:pStyle w:val="Heading3"/>
+      </w:pPr>
+      <w:r>
+        <w:t>A. Non-compliance findings (from the §5 register)</w:t>
+      </w:r>
+    </w:p>
+    <w:p>
+      <w:pPr>
+        <w:pStyle w:val="ListNumber"/>
+      </w:pPr>
+      <w:r>
+        <w:t>[FINDING] NC-1 / C1 — An agent's remote acts are not governed at the tool call. The rule intended to gate tool use carries no enforcement, the PreToolUse hook it targets is not registered, the harness permission layer is off, and a standing document instructs the agent to route remote calls through a wrapper that is not on disk. Four independent levels are absent, and the fourth reads to an auditor as a control in force. No approved requirement states what an agent may do to a remote system unsupervised, so the gap cannot be closed without one being authored (§2.6.5).</w:t>
+      </w:r>
+    </w:p>
+    <w:p>
+      <w:pPr>
+        <w:pStyle w:val="ListNumber"/>
+      </w:pPr>
+      <w:r>
+        <w:t>[FINDING] NC-2 / C14 — The record understates the agent identity's privilege by exactly the grants that matter. The record declares five roles; a live platform query found Owner at subscription scope and User Access Administrator at tenant root, both unconditioned. Closing it needs an automated reading of platform assignments compared against the record, then removal of the unconditioned assignments (§2.1 [I], §2.4.3).</w:t>
+      </w:r>
+    </w:p>
+    <w:p>
+      <w:pPr>
+        <w:pStyle w:val="ListNumber"/>
+      </w:pPr>
+      <w:r>
+        <w:t>[FINDING] NC-3 / C9 — The presence proof is one the governed process can produce. The approval page's browser-origin tests all run in the page and their conjunction is transmitted as a client-supplied form field the server trusts; the approval address is written to the gated process's own output; the page is served on loopback. One function stands behind all four gates. No same-machine hardening closes it (§2.6.3).</w:t>
+      </w:r>
+    </w:p>
+    <w:p>
+      <w:pPr>
+        <w:pStyle w:val="ListNumber"/>
+      </w:pPr>
+      <w:r>
+        <w:t>[FINDING] NC-4 / C6 — What runs is checked as declared for configuration documents only. For files, packages, secrets, triggers and role assignments, nothing enumerates the host; the reverse-direction contract is unbuilt for every class but config documents. A past hand audit — not a gate — once found five undeclared jobs in production. Closing it means generalising the configuration reconciler's four properties to the other five classes; the file leg has no requirement (§2.4.4).</w:t>
+      </w:r>
+    </w:p>
+    <w:p>
+      <w:pPr>
+        <w:pStyle w:val="ListNumber"/>
+      </w:pPr>
+      <w:r>
+        <w:t>[FINDING] NC-5 / C8 — The empty-enforcement-set protection covers the scan hook alone. Both human-approval enforcements bind to the other hook, which would dispatch zero workers and return success if either were dropped from the registry — the protection is on the less important hook and absent from the two most important gates (§2.5.3).</w:t>
+      </w:r>
+    </w:p>
+    <w:p>
+      <w:pPr>
+        <w:pStyle w:val="ListNumber"/>
+      </w:pPr>
+      <w:r>
+        <w:t>[FINDING] NC-6 — The bypass detector can itself be skipped without a trace. Every version-control hook is an untracked, undeclared script at the default path inside the metadata directory, named nowhere in the record; the test asserting the wiring is a unit test in no rule and no package, so nothing runs it at a gate. The mechanism that unmakes an unapproved commit can be rewritten with no commit showing it, and a fresh clone has no gates at all. Close it by declaring the hooks as files on a target, installing them by deploy, and verifying their content (§2.6.4).</w:t>
+      </w:r>
+    </w:p>
+    <w:p>
+      <w:pPr>
+        <w:pStyle w:val="ListNumber"/>
+      </w:pPr>
+      <w:r>
+        <w:t>[FINDING] NC-7 — A program on disk drops the served collection and refills it, as a privileged identity, with free-text arguments, no environment guard, no approval, no record and no rule on execution. It appears zero times in the record, so no gate can see it — committing a change to it passes, running it does not. It is the widest ungated destructive capability found. Retire it or route it through the deploy chain's authorisation (§2.3.1).</w:t>
+      </w:r>
+    </w:p>
+    <w:p>
+      <w:pPr>
+        <w:pStyle w:val="ListNumber"/>
+      </w:pPr>
+      <w:r>
+        <w:t>[FINDING] NC-8 / C4 — The local deploy's reconciliation gate reads the source tree and the workstation environment file, violating read-only-build-output; and it is the only place that gate runs at all, because its sole call site is the local path — no other environment gets a drift check. Close it by running the gate against the build output's copy of the record, which the build already writes (§2.3.5).</w:t>
+      </w:r>
+    </w:p>
+    <w:p>
+      <w:pPr>
+        <w:pStyle w:val="ListNumber"/>
+      </w:pPr>
+      <w:r>
+        <w:t>[FINDING] NC-9 — The build rewrites every content hash from disk before the reconciliation gate reads them, so the gate compares the record against a value it was just handed and cannot fail. A comment claims the check re-runs at deploy; it does not, for any environment but local. Make the hash refresh a distinct operator act, or run it after the gate — never before (§2.4).</w:t>
+      </w:r>
+    </w:p>
+    <w:p>
+      <w:pPr>
+        <w:pStyle w:val="ListNumber"/>
+      </w:pPr>
+      <w:r>
+        <w:t>[FINDING] NC-10 / C12 — 51 distinct requirement ids cited in authored source resolve to nothing, across 79 instances. One is inside the governance code: the commit gate's wrong-branch control cites a requirement id it renders onto the approval page, and the story it names carries a different requirement — a real control that has fired twice, with an invented authority. Check A of §4.1 (deterministic, free) catches all 79 (§2.1 [I], §4.1).</w:t>
+      </w:r>
+    </w:p>
+    <w:p>
+      <w:pPr>
+        <w:pStyle w:val="ListNumber"/>
+      </w:pPr>
+      <w:r>
+        <w:t>[FINDING] NC-11 — The configuration reconciler iterates records and collections with no transaction and no staging, so a failure part-way leaves a collection that is neither the old declaration nor the new one, which the application reads at once — a document write with no all-or-nothing property. Stage into a temporary destination and swap on completion; no new requirement is needed (§2.3.1, §2.3.6 property 3).</w:t>
+      </w:r>
+    </w:p>
+    <w:p>
+      <w:pPr>
+        <w:pStyle w:val="ListNumber"/>
+      </w:pPr>
+      <w:r>
+        <w:t>[FINDING] NC-12 — 337 of 385 file entries carry one and the same feature id — the DevOps feature — so the record's crosswalk between the business and physical models is nominal: the reconciliation gate is green because every value resolves, but a referential-integrity gate is satisfied by any resolvable value, not by the value being the feature that actually owns the file (§2.4.1). See also the open issue below — the fix is a person's attribution decision.</w:t>
+      </w:r>
+    </w:p>
+    <w:p>
+      <w:pPr>
+        <w:pStyle w:val="ListNumber"/>
+      </w:pPr>
+      <w:r>
+        <w:t>[FINDING] NC-13 — Target kinds, environment bindings and the host-facts block are keyed by vendor name, against the requirement that the record name no technology. The compliant shape is present and populated beside the vendor-named fields rather than instead of them — two declarations of one fact. The requirement is approved and not_started; complete the migration and remove the vendor-named fields (§2.4.1).</w:t>
+      </w:r>
+    </w:p>
+    <w:p>
+      <w:pPr>
+        <w:pStyle w:val="ListNumber"/>
+      </w:pPr>
+      <w:r>
+        <w:t>[FINDING] NC-14 — Packages sit under environment bindings and seven carry their own file lists while 377 file entries also sit at target level with a package tag, against the rule that a target declares one set of files and packages. The build reads the union across bindings to recover the target-level truth. Both remediating requirements are approved and not_started (§2.4.2).</w:t>
+      </w:r>
+    </w:p>
+    <w:p>
+      <w:pPr>
+        <w:pStyle w:val="ListNumber"/>
+      </w:pPr>
+      <w:r>
+        <w:t>[FINDING] NC-15 — The install-order machinery is built and correct — a cycle-checked topological sort — but no package declares a dependency, so every edge set is empty and order is declaration order. Satisfied by the code, unsatisfied by the record. Declare the edges (§2.3.5).</w:t>
+      </w:r>
+    </w:p>
+    <w:p>
+      <w:pPr>
+        <w:pStyle w:val="ListNumber"/>
+      </w:pPr>
+      <w:r>
+        <w:t>[FINDING] NC-16 — A dependency-pinning step reads a firm-block key the record does not carry, so it resolves empty and returns; the protection is not in effect and nothing says so — a gate whose absent input produces a pass rather than a refusal. Populate the key and make the gate refuse when it is missing (§2.3.4).</w:t>
+      </w:r>
+    </w:p>
+    <w:p>
+      <w:pPr>
+        <w:pStyle w:val="ListNumber"/>
+      </w:pPr>
+      <w:r>
+        <w:t>[FINDING] NC-17 / C2 — The entry-point uniqueness enforcement's allow-list carries one more name than its rule permits, compounded by §3.1: it has run 569 times and never gone red. Move the file, or amend the rule to describe what the directory holds; amending the enforcement to accommodate the file is the option that must not be taken (§2.3 [I], §3.1).</w:t>
+      </w:r>
+    </w:p>
+    <w:p>
+      <w:pPr>
+        <w:pStyle w:val="ListNumber"/>
+      </w:pPr>
+      <w:r>
+        <w:t>[FINDING] NC-18 — The promote and deploy authorisation workers are called in-process by their entry points and are not in the registry, and two source files cite an enforcement id that does not exist. The registry understates the governance in force, and an act performed by any other route is authorised by nothing. Register them and cite no id the registry does not carry (§2.6.2).</w:t>
+      </w:r>
+    </w:p>
+    <w:p>
+      <w:pPr>
+        <w:pStyle w:val="ListNumber"/>
+      </w:pPr>
+      <w:r>
+        <w:t>[FINDING] NC-19 — An enforcement implements a waiver keyed to an environment variable, on the gate over the only writer of production data. It is careful — two variables required, blanket values rejected, each waiver emitted as a violation record — but it is still a waiver with no ask and no echoed token, set by the process being waived, against the operator's standing rule that no process may be waived without an explicitly echoed term. Require the override to carry a recorded authorisation (§2.5.3).</w:t>
+      </w:r>
+    </w:p>
+    <w:p>
+      <w:pPr>
+        <w:pStyle w:val="ListNumber"/>
+      </w:pPr>
+      <w:r>
+        <w:t>[FINDING] NC-20 — Two target references are each cited four times and resolve to no declared target, and nothing checks the record's internal reference integrity at all — the gate checks feature ids against the backlog and target-id uniqueness and walks no other reference. Add a reference-integrity check over the record (§2.4.3).</w:t>
+      </w:r>
+    </w:p>
+    <w:p>
+      <w:pPr>
+        <w:pStyle w:val="ListNumber"/>
+      </w:pPr>
+      <w:r>
+        <w:t>[FINDING] NC-21 — One of nineteen targets declares its runtime; the other eighteen leave the interpreter and libraries to whatever the host has installed, against the rule that the record states what a target needs to run. Declare them (§2.4.2).</w:t>
+      </w:r>
+    </w:p>
+    <w:p>
+      <w:pPr>
+        <w:pStyle w:val="ListNumber"/>
+      </w:pPr>
+      <w:r>
+        <w:t>[FINDING] NC-22 / C14 — The schema gate correctly fetches each record's $schema from the canonical published address and turns any fetch failure into a violation (verified: four exception branches all return a violation; 569 runs, 33 red, is behavioural proof the fetch succeeds), but the address is not publicly readable — access depends on an explicit user-agent and an optional shared-secret header, and a default client gets 403. The firm can validate its own records and nobody else can, so a buyer cannot check the most cheaply checkable claim. Serve the schema addresses publicly and read-only; the gate needs no change. This is also a shared-secret-in-a-header boundary the Security Framework owns (§2.2 column 3).</w:t>
+      </w:r>
+    </w:p>
+    <w:p>
+      <w:pPr>
+        <w:pStyle w:val="ListNumber"/>
+      </w:pPr>
+      <w:r>
+        <w:t>[FINDING] NC-23 / C13 — The declared-equals-dispatched check cannot be evaluated because its two sides have no common key: the record names tools in PascalCase (56 subscription entries, one tool named PascalCase) while the module carries no name string — identity is a class name and a module path, and the tool appears in the record only as a filename fragment in source_location. A conformance check whose two sides share no key is unevaluable, which is worse than a failing one because a reader assumes it could go red. Declare the tool's name where the tool is, or declare the mapping in the record. Primary owner is the Live Application Architecture (§2.4.5). Confirmed behaviourally by the 2026-09-18 audit — see section E.</w:t>
+      </w:r>
+    </w:p>
+    <w:p>
+      <w:pPr>
+        <w:pStyle w:val="ListNumber"/>
+      </w:pPr>
+      <w:r>
+        <w:t>[FINDING] NC-24 / C13 — A target's inbound routes are declared in the composition registry (Artifact 5), not the deployment record, and correctly so; what is absent is the reverse-direction reading that asks a running target for its route set and diffs it against the registry, so non-compliant routes can be detected only by a person reading route decorators. Separately, the routes themselves do not comply — traffic arrives outside the gate today. Two separable pieces: (a) build the reverse-direction reading over the composition registry's route set; (b) route the non-compliant session-issuance, OAuth-callback and liveness paths through the gate — SharedServices routes that the migration plan's Phase 3 and Phase 4 do not currently carry and that need a phase of their own (§2.4.5).</w:t>
+      </w:r>
+    </w:p>
+    <w:p>
+      <w:pPr>
+        <w:pStyle w:val="Heading3"/>
+      </w:pPr>
+      <w:r>
+        <w:t>B. Additional conformance and measured findings (from §3 and §4)</w:t>
+      </w:r>
+    </w:p>
+    <w:p>
+      <w:pPr>
+        <w:pStyle w:val="ListNumber"/>
+      </w:pPr>
+      <w:r>
+        <w:t>[FINDING] C3 — A build produces what the record declares only in the forward direction. The forward half refuses a missing declared file; the reverse half — every staged file is declared — is unverified for five of six target kinds, verified for one (§4, §5.1).</w:t>
+      </w:r>
+    </w:p>
+    <w:p>
+      <w:pPr>
+        <w:pStyle w:val="ListNumber"/>
+      </w:pPr>
+      <w:r>
+        <w:t>[FINDING] C5 / §2.3.5 caveat — A deploy verifies rather than asserts, but the build id a target reports is read from a file baked into its image at build time, so the read-back proves the artifact arrived and started, not that the running code is the code that was built. The stronger form needs no new requirement — REQ-B-005 already mandates a per-package digest and REQ-B-012 contemplates the host reporting one; a target that computed its digest at start-up and reported that would report a fact about its own contents (§2.3.5).</w:t>
+      </w:r>
+    </w:p>
+    <w:p>
+      <w:pPr>
+        <w:pStyle w:val="ListNumber"/>
+      </w:pPr>
+      <w:r>
+        <w:t>[FINDING] §3.1 — ENF-008 (exactly three chain entry points) has run 569 times and never once gone red, so by the S-3 standard it is unproven — not wrong, unproven — and it is the same enforcement whose allow-list exceeds its rule (NC-17). The remedy is S-3's own: seed a known violation and confirm it fails; if it cannot be made to fail, it is not a check.</w:t>
+      </w:r>
+    </w:p>
+    <w:p>
+      <w:pPr>
+        <w:pStyle w:val="ListNumber"/>
+      </w:pPr>
+      <w:r>
+        <w:t>[FINDING] §3 strongest sentence — The machinery is measured, not theatre: across 580 governance runs six of seven enforcements have refused real violations; a human has rejected 70 commits (roughly 7%); and the gate fails closed 26 of 26 times when nobody answers. This is a positive finding and is recorded so the register is symmetrical.</w:t>
+      </w:r>
+    </w:p>
+    <w:p>
+      <w:pPr>
+        <w:pStyle w:val="ListNumber"/>
+      </w:pPr>
+      <w:r>
+        <w:t>[FINDING] §5.1 — The bug record stating that the build ships whole subtrees of dead files is stale: verified against behaviour, it is fixed — the build computes its file list from the record's per-package declaration, the subtree walker has no caller, and the function the bug names does not exist. What remains true is that the bug record is open at high severity while the code is right, and that the fix is verified for one target kind and unverified for five others.</w:t>
+      </w:r>
+    </w:p>
+    <w:p>
+      <w:pPr>
+        <w:pStyle w:val="Heading3"/>
+      </w:pPr>
+      <w:r>
+        <w:t>C. Structural issues (understood limitations, no adopted fix)</w:t>
+      </w:r>
+    </w:p>
+    <w:p>
+      <w:pPr>
+        <w:pStyle w:val="ListNumber"/>
+      </w:pPr>
+      <w:r>
+        <w:t>[ISSUE] §2.6.2 / §2.6.5 item 1 — The append-only authorisation grant is real against the writer but not a boundary against the agent: the database control-plane administrative key pair is present in plaintext in the workstation environment file and is used by code in this tree, so the credential that could rewrite grants is co-resident with the governed process. On that control plane, verifying a grant and rewriting it require the same credential, so no independent reading of a grant is available to a principal that cannot also change it. (This is NC-2's problem one level down.)</w:t>
+      </w:r>
+    </w:p>
+    <w:p>
+      <w:pPr>
+        <w:pStyle w:val="ListNumber"/>
+      </w:pPr>
+      <w:r>
+        <w:t>[ISSUE] §2.6.3 / §2.6.5 — No approval channel that originates on the machine the governed process runs on can yield evidence rather than a convention; the process being gated has, by construction, every capability the human's browser has. The gate is a real control against accident, distraction and drift and is not evidence against a deliberate actor — both are true and a buyer should be told both, in that order.</w:t>
+      </w:r>
+    </w:p>
+    <w:p>
+      <w:pPr>
+        <w:pStyle w:val="ListNumber"/>
+      </w:pPr>
+      <w:r>
+        <w:t>[ISSUE] §3.3 — The governance log and the authorisation records live inside the repository the rules govern, so they are data an actor with a commit could rewrite — the best available evidence, not proof.</w:t>
+      </w:r>
+    </w:p>
+    <w:p>
+      <w:pPr>
+        <w:pStyle w:val="ListNumber"/>
+      </w:pPr>
+      <w:r>
+        <w:t>[ISSUE] §5.3 — Of the facts a governed actor cannot author, only two hold — a remote branch tip and a content-addressed tree hash — and both are content-addressing or a remote server; neither is a grant. Everything else this framework relies on can be reached by an identity that can grant itself anything. This is the framework's weakest structural sentence, recorded as such.</w:t>
+      </w:r>
+    </w:p>
+    <w:p>
+      <w:pPr>
+        <w:pStyle w:val="ListNumber"/>
+      </w:pPr>
+      <w:r>
+        <w:t>[ISSUE] §2.6.4 / §5 — The file that implements the approval-to-one-act binding (the post-commit marker recompute-and-unmake) is itself ungoverned — an instance of the general hook-governance gap NC-6 names.</w:t>
+      </w:r>
+    </w:p>
+    <w:p>
+      <w:pPr>
+        <w:pStyle w:val="Heading3"/>
+      </w:pPr>
+      <w:r>
+        <w:t>D. Open issues (unresolved decisions and fixes owned elsewhere)</w:t>
+      </w:r>
+    </w:p>
+    <w:p>
+      <w:pPr>
+        <w:pStyle w:val="ListNumber"/>
+      </w:pPr>
+      <w:r>
+        <w:t>[OPEN ISSUE] §2.6.2 — The cheap fix for the same-credential-reads-and-writes limitation is a split into a read-only auditing credential and a separate write credential, which unblocks the independent reading of grants. It is the Security Framework's to specify, not this chapter's.</w:t>
+      </w:r>
+    </w:p>
+    <w:p>
+      <w:pPr>
+        <w:pStyle w:val="ListNumber"/>
+      </w:pPr>
+      <w:r>
+        <w:t>[OPEN ISSUE] NC-12 / §2.4.1 — Correcting the feature attribution of the 337 files all tagged to the DevOps feature is a person's decision, not an agent's; this document proposes no fix and records it as an open decision.</w:t>
+      </w:r>
+    </w:p>
+    <w:p>
+      <w:pPr>
+        <w:pStyle w:val="ListNumber"/>
+      </w:pPr>
+      <w:r>
+        <w:t>[OPEN ISSUE] §2.8 / §2.8.4 — The deliverable-currency mechanism (a generated .docx is stale unless its stamp matches its markdown source) is specified and entirely unwired: no enforcement compares any deliverable against its source. Adding the rule and binding its enforcement is a governance change and the operator's alone. Until it is wired the six pairs are current by attention alone.</w:t>
+      </w:r>
+    </w:p>
+    <w:p>
+      <w:pPr>
+        <w:pStyle w:val="ListNumber"/>
+      </w:pPr>
+      <w:r>
+        <w:t>[OPEN ISSUE] §2.8 — Neither side of any deliverable pair is under version control today: the markdown drafts and the generator sit under an ignored scratch path and the six documents are untracked. The next whole-tree stage resolves the asymmetry by default in the direction that tracks the generated document and leaves its source out — and the operator has already edited at least one artifact in Word, so that document holds content its source does not and nothing reports it. Where the markdown sources should live is the operator's to decide and this document does not decide it.</w:t>
+      </w:r>
+    </w:p>
+    <w:p>
+      <w:pPr>
+        <w:pStyle w:val="ListNumber"/>
+      </w:pPr>
+      <w:r>
+        <w:t>[OPEN ISSUE] §8 — This chapter marks reference/instance sentences [R]/[I] while the Data Pipeline Framework marks the same distinction [T]/[S]. Two markers for one concept is drift; the Enterprise Architecture rules on shared vocabulary and one artifact should change to match.</w:t>
+      </w:r>
+    </w:p>
+    <w:p>
+      <w:pPr>
+        <w:pStyle w:val="ListNumber"/>
+      </w:pPr>
+      <w:r>
+        <w:t>[OPEN ISSUE] §2.3.5 figure — A proposal to group deployments into two resource groups (WorkManagement and AzureInfrastructure) and to distinguish logical deployments by package rather than by target is drawn to be discussed and is not adopted; today a deploy installs per target.</w:t>
+      </w:r>
+    </w:p>
+    <w:p>
+      <w:pPr>
+        <w:pStyle w:val="Heading3"/>
+      </w:pPr>
+      <w:r>
+        <w:t>E. New findings from the 2026-09-18 code audit</w:t>
+      </w:r>
+    </w:p>
+    <w:p>
+      <w:pPr>
+        <w:pStyle w:val="ListNumber"/>
+      </w:pPr>
+      <w:r>
+        <w:t>[FINDING] AUDIT-1 — The refactor conformance gate's exit criterion is wrong for the current architecture, and this is the corrected criterion the remade plan must adopt. refactor_conformance.py gate_the_legacy_tree_is_gone() has two halves. The first, git ls-files Code, targets the top-level tree by pathspec and reports 0 files — the legacy top-level Code/ is genuinely gone. The second scans every tracked file's body for the substring "Code/" and counts 453 hits across 54 files, marking the gate RED. But every one of those 453 hits is a per-component subdirectory — pipeline/Code/, sharedServices/Code/, FindCare/Code/, evaluateCare/Code/ — which are the target structure, not the legacy tree; there are zero bare top-level Code/ references. The substring test conflates "the legacy top-level Code/ tree" with "any path segment named Code", so the gate can never pass while the per-component subdirs exist and are referenced. "Done" is not "the string Code/ appears nowhere"; it is "no top-level Code/ tree exists and nothing references a top-level Code/ path," which is already true. The referrer half must match a top-level Code/ path (anchored), not treat a component subdir as a legacy reference.</w:t>
+      </w:r>
+    </w:p>
+    <w:p>
+      <w:pPr>
+        <w:pStyle w:val="ListNumber"/>
+      </w:pPr>
+      <w:r>
+        <w:t>[FINDING] AUDIT-2 — The record is already consistent with the per-component structure. deployment_architecture.json locates FindCare's backend at FindCare/Code/app.py, find_care_facade.py, embedding_client.py, prompt_system_maker.py and safety_service.py; sharedServices and pipeline files are declared under their own Code/ subdirs likewise. So the surviving per-component Code/ subdirs are load-bearing and declared, not orphaned legacy — confirming AUDIT-1 that a gate treating them as legacy is measuring the wrong thing. The corrected exit criterion for the remade plan is therefore: no top-level Code/ tree and no reference to a top-level Code/ path, with per-component X/Code/ subdirs recognised as the target and never counted as legacy.</w:t>
+      </w:r>
+    </w:p>
+    <w:p>
+      <w:pPr>
+        <w:pStyle w:val="ListNumber"/>
+      </w:pPr>
+      <w:r>
+        <w:t>[FINDING] AUDIT-3 — Gate 2 (declared equals dispatched) is unevaluable today, confirming NC-23 behaviourally: the run reports 7 tools declared in the record (ClinicalTrials, FacilityDetail, FacilitySearch, ProviderDetail, ProviderSearch, ProviderSelection, SpecialtyFilter — PascalCase) against 19 tool modules on disk (about_chathealthy, provider_search, specialty_filter, … — snake_case), 0 names in common, and 0 capabilities adopting the CapabilityContract base though the contract now exists. Adoption — the record carrying the canonical CAPABILITY spelling and modules subclassing the contract — is the remaining Phase-1 work the join depends on. Gate 3 (a declaration states where a tool is served) passes.</w:t>
       </w:r>
     </w:p>
     <w:sectPr>

--- a/architecture/TargetArchitecture/3_DevOpsGovernanceFramework.docx
+++ b/architecture/TargetArchitecture/3_DevOpsGovernanceFramework.docx
@@ -4686,18 +4686,16 @@
           <w:noProof/>
         </w:rPr>
         <w:drawing>
-          <wp:inline distT="0" distB="0" distL="0" distR="0" wp14:anchorId="03568A31" wp14:editId="31C74A17">
-            <wp:extent cx="5943600" cy="11962891"/>
-            <wp:effectExtent l="0" t="0" r="0" b="635"/>
-            <wp:docPr id="1434603652" name="Picture 1"/>
-            <wp:cNvGraphicFramePr>
-              <a:graphicFrameLocks xmlns:a="http://schemas.openxmlformats.org/drawingml/2006/main" noChangeAspect="1"/>
-            </wp:cNvGraphicFramePr>
+          <wp:inline distT="0" distB="0" distL="0" distR="0" wp14:anchorId="0C904361" wp14:editId="697C3DDC">
+            <wp:extent cx="5486400" cy="2755265"/>
+            <wp:effectExtent l="0" t="0" r="0" b="6985"/>
+            <wp:docPr id="706751355" name="Picture 1"/>
+            <wp:cNvGraphicFramePr/>
             <a:graphic xmlns:a="http://schemas.openxmlformats.org/drawingml/2006/main">
               <a:graphicData uri="http://schemas.openxmlformats.org/drawingml/2006/picture">
                 <pic:pic xmlns:pic="http://schemas.openxmlformats.org/drawingml/2006/picture">
                   <pic:nvPicPr>
-                    <pic:cNvPr id="1434603652" name=""/>
+                    <pic:cNvPr id="706751355" name=""/>
                     <pic:cNvPicPr/>
                   </pic:nvPicPr>
                   <pic:blipFill>
@@ -4709,7 +4707,7 @@
                   <pic:spPr>
                     <a:xfrm>
                       <a:off x="0" y="0"/>
-                      <a:ext cx="5943600" cy="11962891"/>
+                      <a:ext cx="5486400" cy="2755265"/>
                     </a:xfrm>
                     <a:prstGeom prst="rect">
                       <a:avLst/>
@@ -4726,8 +4724,46 @@
       <w:pPr>
         <w:pStyle w:val="Heading3"/>
       </w:pPr>
-      <w:r>
-        <w:t>Figure. Live enforcement hierarchy from hook surface through rule to worker (14 enforcements).</w:t>
+    </w:p>
+    <w:p>
+      <w:pPr>
+        <w:pStyle w:val="Heading3"/>
+      </w:pPr>
+    </w:p>
+    <w:p>
+      <w:pPr>
+        <w:pStyle w:val="Heading3"/>
+      </w:pPr>
+    </w:p>
+    <w:p>
+      <w:pPr>
+        <w:pStyle w:val="Heading3"/>
+      </w:pPr>
+      <w:r>
+        <w:t>Figure. Live enforcement hierarchy as nested UML packages; leaf members are «enforcement» classes.</w:t>
+      </w:r>
+    </w:p>
+    <w:p>
+      <w:pPr>
+        <w:pStyle w:val="Heading3"/>
+      </w:pPr>
+    </w:p>
+    <w:p>
+      <w:pPr>
+        <w:pStyle w:val="Heading3"/>
+      </w:pPr>
+    </w:p>
+    <w:p>
+      <w:pPr>
+        <w:pStyle w:val="Heading3"/>
+      </w:pPr>
+    </w:p>
+    <w:p>
+      <w:pPr>
+        <w:pStyle w:val="Heading3"/>
+      </w:pPr>
+      <w:r>
+        <w:t>Figure. Live enforcement hierarchy from hook surface through rule to capability (21 leaves; ENF-006 is five checks).</w:t>
       </w:r>
     </w:p>
     <w:p>

--- a/architecture/TargetArchitecture/3_DevOpsGovernanceFramework.docx
+++ b/architecture/TargetArchitecture/3_DevOpsGovernanceFramework.docx
@@ -4777,6 +4777,78 @@
       </w:pPr>
       <w:r>
         <w:t xml:space="preserve"> — hook to rule to every wired enforcement — [I]</w:t>
+      </w:r>
+    </w:p>
+    <w:p>
+      <w:pPr>
+        <w:pStyle w:val="Heading3"/>
+      </w:pPr>
+      <w:r>
+        <w:t>2.5.2b The object model — manager, workers, scopes, parallel dispatch — [I]</w:t>
+      </w:r>
+    </w:p>
+    <w:p>
+      <w:pPr/>
+      <w:r>
+        <w:t>The live object model is not a hierarchy of Rule classes. engineering_rules.json is the registry: each rule is a record that owns one or more enforcement entries. ChatHealthyEnforcementManager is the dispatcher for Anthropic and git hooks. It loads that registry read-only, filters entries by the firing hook, and — when two or more match — runs them concurrently through a ThreadPoolExecutor that spawns one operating-system subprocess per enforcement. The gate therefore costs the slowest worker, not the sum. An entry that declares requires_lock = True is serialized by the manager around that spawn; read-only workers run unguarded. CommitGovernanceDriver is the second dispatcher for Rule-065's pre-commit subordinates: it settles the file set once, hands the same array to every worker on stdin, and joins them the same parallel way.</w:t>
+      </w:r>
+    </w:p>
+    <w:p>
+      <w:pPr/>
+      <w:r>
+        <w:t>EnforcementWorker is the abstract superclass. Concrete workers (ScanFilesEnforcementWorker, the deliberate-raise, Mongo, logging, separation, entrypoint, and migration scanners, plus CommitAuthorizationWorker and IdentityApprovalWorker) inherit it and implement run(). The base owns the contract that must be identical for every check: load own entry by enforcement_id, evaluate is_in_scope(), emit ViolationRecord lines on stdout, and return the worker exit codes the manager aggregates by fixed precedence. There is no separate ExceptionManager class. Excusing a file or a pattern is done with scopes rows on the enforcement entry — allowed_exact, allowed_pattern, excluded_exact, excluded_pattern — walked only in the base in that exclude-before-allow, exact-before-pattern order, then a per-check SCOPE_DEFAULT. Promote and deploy authorization workers are separate classes invoked by the chain; they are not EnforcementWorker subclasses and are not dispatched by the hook manager.</w:t>
+      </w:r>
+    </w:p>
+    <w:p>
+      <w:pPr/>
+      <w:r>
+        <w:t>Design V32 already publishes Figure 3.4a (manager, base worker, ViolationRecord, and chathealthy_lib) and Figure 3.2 (the parallel spawn sequence). The figure below is the governance view of that same code: it adds the concrete worker subclasses, CommitGovernanceDriver, RefusalReport, and the scopes exclusion contract so the OO shape of how rules actually run is visible next to the live capability inventory in §2.5.2a.</w:t>
+      </w:r>
+    </w:p>
+    <w:p>
+      <w:r>
+        <w:drawing>
+          <wp:inline xmlns:a="http://schemas.openxmlformats.org/drawingml/2006/main" xmlns:pic="http://schemas.openxmlformats.org/drawingml/2006/picture">
+            <wp:extent cx="5943600" cy="5058157"/>
+            <wp:docPr id="706751356" name="Picture 706751356"/>
+            <wp:cNvGraphicFramePr>
+              <a:graphicFrameLocks noChangeAspect="1"/>
+            </wp:cNvGraphicFramePr>
+            <a:graphic>
+              <a:graphicData uri="http://schemas.openxmlformats.org/drawingml/2006/picture">
+                <pic:pic>
+                  <pic:nvPicPr>
+                    <pic:cNvPr id="0" name="live_enforcement_class_model.png"/>
+                    <pic:cNvPicPr/>
+                  </pic:nvPicPr>
+                  <pic:blipFill>
+                    <a:blip r:embed="rId22"/>
+                    <a:stretch>
+                      <a:fillRect/>
+                    </a:stretch>
+                  </pic:blipFill>
+                  <pic:spPr>
+                    <a:xfrm>
+                      <a:off x="0" y="0"/>
+                      <a:ext cx="5943600" cy="5058157"/>
+                    </a:xfrm>
+                    <a:prstGeom prst="rect"/>
+                  </pic:spPr>
+                </pic:pic>
+              </a:graphicData>
+            </a:graphic>
+          </wp:inline>
+        </w:drawing>
+      </w:r>
+    </w:p>
+    <w:p>
+      <w:pPr/>
+      <w:r>
+        <w:rPr>
+          <w:i/>
+          <w:sz w:val="18"/>
+        </w:rPr>
+        <w:t>Figure. Live engineering-rule object model: ChatHealthyEnforcementManager and CommitGovernanceDriver dispatch EnforcementWorker subclasses in parallel; scopes rows on each enforcement entry are the file/pattern excuse mechanism.</w:t>
       </w:r>
     </w:p>
     <w:p>
